--- a/content/storyboards/en/06-leccion-5.guion.docx
+++ b/content/storyboards/en/06-leccion-5.guion.docx
@@ -389,7 +389,7 @@
     </w:p>
     <w:p>
       <w:r>
-        <w:t>Then come Schubert, Chopin and Brahms, who appear in our chart as the classical period.</w:t>
+        <w:t>Then come Schubert, Chopin and Brahms, who appear in our chart as the classical and romantic period.</w:t>
       </w:r>
     </w:p>
     <w:p>
